--- a/reports/Bao_cao_word.docx
+++ b/reports/Bao_cao_word.docx
@@ -6581,6 +6581,1221 @@
         </w:rPr>
         <w:br/>
         <w:t>• Khử đa cộng tuyến (S02): Loại bỏ low_review_count (tương quan -0.655 với avg_review_score) và max_order_value (tương quan &gt; 0.95 với monetary).</w:t>
+      </w:r>
+    </w:p>
+    <w:p>
+      <w:pPr>
+        <w:spacing w:before="160" w:after="80" w:line="276" w:lineRule="auto"/>
+      </w:pPr>
+      <w:r>
+        <w:rPr>
+          <w:rFonts w:ascii="Times New Roman" w:hAnsi="Times New Roman" w:cs="Times New Roman"/>
+          <w:b/>
+          <w:i w:val="0"/>
+          <w:color w:val="102C57"/>
+          <w:sz w:val="25"/>
+        </w:rPr>
+        <w:t>4.2.1. Chi tiết Thuật toán xử lý ngoại lai Winsorization phục vụ phân cụm và gán nhãn</w:t>
+      </w:r>
+    </w:p>
+    <w:p>
+      <w:pPr>
+        <w:spacing w:after="120" w:line="276" w:lineRule="auto"/>
+      </w:pPr>
+      <w:r>
+        <w:rPr>
+          <w:rFonts w:ascii="Times New Roman" w:hAnsi="Times New Roman" w:cs="Times New Roman"/>
+          <w:b w:val="0"/>
+          <w:i w:val="0"/>
+          <w:color w:val="000000"/>
+          <w:sz w:val="24"/>
+        </w:rPr>
+        <w:t>Trong bài toán phân khúc khách hàng thương mại điện tử Olist, các biến số định lượng về tài chính (giá trị đơn hàng, phí vận chuyển) và thời gian giao nhận đều có phân phối lệch phải nghiêm trọng (Right-skewed) với nhiều giá trị ngoại lai cực đoan (Outliers). Điển hình: giá trị đơn hàng trung bình là ~150 BRL nhưng có khách hàng mua lô hàng lên tới 13,664.08 BRL; thời gian giao hàng bình quân là 12 ngày nhưng có những đơn hàng kéo dài tới 209.63 ngày (gần 7 tháng). Do thuật toán phân cụm K-Means tối ưu hóa dựa trên hàm mục tiêu cực tiểu hóa tổng bình phương khoảng cách Euclidean (WCSS: J = ∑ ||x_i - μ_k||²), các giá trị cực đoan này sẽ làm sai số bình phương bùng nổ theo hàm bậc hai, kéo lệch hoàn toàn tọa độ tâm cụm μ_k về phía ngoại lai. Hệ quả là làm biến dạng ranh giới phân khúc của hàng chục ngàn khách hàng bình thường khác và khiến việc gán nhãn phân khúc (đặc biệt là nhóm Nhạy cảm phí ship và nhóm Giao trễ) bị sai lệch bản chất.</w:t>
+      </w:r>
+    </w:p>
+    <w:p>
+      <w:pPr>
+        <w:spacing w:after="80" w:line="276" w:lineRule="auto"/>
+      </w:pPr>
+      <w:r>
+        <w:rPr>
+          <w:rFonts w:ascii="Times New Roman" w:hAnsi="Times New Roman" w:cs="Times New Roman"/>
+          <w:b w:val="0"/>
+          <w:i w:val="0"/>
+          <w:color w:val="000000"/>
+          <w:sz w:val="24"/>
+        </w:rPr>
+        <w:t>Để khắc phục triệt để mà không làm suy giảm kích thước mẫu quan sát (N = 93,350 khách hàng), nhóm nghiên cứu đã áp dụng Thuật toán cắt tỉa ngoại lai phân vị Winsorization (Winsorization Algorithm) trong module src/features.py thay vì kỹ thuật loại bỏ dòng (Trimming). Cho chuỗi đặc trưng liên tục X = {x_1, x_2, ..., x_N}, thiết lập tỷ lệ cắt tỉa hai đầu α = 0.01 (tương ứng phân vị 1% và 99%). Gọi Q_0.01 là ngưỡng dưới (1st Percentile) và Q_0.99 là ngưỡng trên (99th Percentile). Giá trị sau co kéo x'_i được xác định theo hàm phân nhánh toán học:</w:t>
+      </w:r>
+    </w:p>
+    <w:p>
+      <w:pPr>
+        <w:spacing w:before="80" w:after="120" w:line="276" w:lineRule="auto"/>
+        <w:jc w:val="center"/>
+      </w:pPr>
+      <w:r>
+        <w:rPr>
+          <w:rFonts w:ascii="Consolas" w:hAnsi="Consolas" w:cs="Consolas"/>
+          <w:b/>
+          <w:i w:val="0"/>
+          <w:color w:val="102C57"/>
+          <w:sz w:val="22"/>
+        </w:rPr>
+        <w:t>x'_i = Q_0.01     nếu x_i &lt; Q_0.01</w:t>
+        <w:br/>
+        <w:t>x'_i = x_i        nếu Q_0.01 ≤ x_i ≤ Q_0.99</w:t>
+        <w:br/>
+        <w:t>x'_i = Q_0.99     nếu x_i &gt; Q_0.99</w:t>
+      </w:r>
+    </w:p>
+    <w:p>
+      <w:pPr>
+        <w:spacing w:before="80" w:after="80" w:line="276" w:lineRule="auto"/>
+      </w:pPr>
+      <w:r>
+        <w:rPr>
+          <w:rFonts w:ascii="Times New Roman" w:hAnsi="Times New Roman" w:cs="Times New Roman"/>
+          <w:b/>
+          <w:i w:val="0"/>
+          <w:color w:val="000000"/>
+          <w:sz w:val="23"/>
+        </w:rPr>
+        <w:t>Bảng 4.1: Ngưỡng phân vị và hiệu quả kiểm soát ngoại lai của thuật toán Winsorization trên 6 biến Olist</w:t>
+      </w:r>
+    </w:p>
+    <w:tbl>
+      <w:tblPr>
+        <w:tblStyle w:val="LiBang"/>
+        <w:tblW w:type="auto" w:w="0"/>
+        <w:jc w:val="center"/>
+        <w:tblLook w:firstColumn="1" w:firstRow="1" w:lastColumn="0" w:lastRow="0" w:noHBand="0" w:noVBand="1" w:val="04A0"/>
+        <w:tblBorders>
+          <w:top w:val="single" w:sz="6" w:space="0" w:color="CCCCCC"/>
+          <w:bottom w:val="single" w:sz="6" w:space="0" w:color="CCCCCC"/>
+          <w:insideH w:val="single" w:sz="4" w:space="0" w:color="E5E5E5"/>
+          <w:insideV w:val="none"/>
+          <w:left w:val="none"/>
+          <w:right w:val="none"/>
+        </w:tblBorders>
+      </w:tblPr>
+      <w:tblGrid>
+        <w:gridCol w:w="1337"/>
+        <w:gridCol w:w="1337"/>
+        <w:gridCol w:w="1337"/>
+        <w:gridCol w:w="1337"/>
+        <w:gridCol w:w="1337"/>
+        <w:gridCol w:w="1337"/>
+        <w:gridCol w:w="1337"/>
+      </w:tblGrid>
+      <w:tr>
+        <w:tc>
+          <w:tcPr>
+            <w:tcW w:type="dxa" w:w="1337"/>
+            <w:shd w:fill="F1F5F9"/>
+          </w:tcPr>
+          <w:p>
+            <w:pPr>
+              <w:spacing w:line="252" w:lineRule="auto" w:before="40" w:after="40"/>
+              <w:jc w:val="left"/>
+            </w:pPr>
+            <w:r>
+              <w:rPr>
+                <w:rFonts w:ascii="Times New Roman" w:hAnsi="Times New Roman" w:cs="Times New Roman"/>
+                <w:b/>
+                <w:i w:val="0"/>
+                <w:color w:val="102C57"/>
+                <w:sz w:val="21"/>
+              </w:rPr>
+              <w:t>Tên biến đặc trưng</w:t>
+            </w:r>
+          </w:p>
+        </w:tc>
+        <w:tc>
+          <w:tcPr>
+            <w:tcW w:type="dxa" w:w="1337"/>
+            <w:shd w:fill="F1F5F9"/>
+          </w:tcPr>
+          <w:p>
+            <w:pPr>
+              <w:spacing w:line="252" w:lineRule="auto" w:before="40" w:after="40"/>
+              <w:jc w:val="center"/>
+            </w:pPr>
+            <w:r>
+              <w:rPr>
+                <w:rFonts w:ascii="Times New Roman" w:hAnsi="Times New Roman" w:cs="Times New Roman"/>
+                <w:b/>
+                <w:i w:val="0"/>
+                <w:color w:val="102C57"/>
+                <w:sz w:val="21"/>
+              </w:rPr>
+              <w:t>Đơn vị</w:t>
+            </w:r>
+          </w:p>
+        </w:tc>
+        <w:tc>
+          <w:tcPr>
+            <w:tcW w:type="dxa" w:w="1337"/>
+            <w:shd w:fill="F1F5F9"/>
+          </w:tcPr>
+          <w:p>
+            <w:pPr>
+              <w:spacing w:line="252" w:lineRule="auto" w:before="40" w:after="40"/>
+              <w:jc w:val="center"/>
+            </w:pPr>
+            <w:r>
+              <w:rPr>
+                <w:rFonts w:ascii="Times New Roman" w:hAnsi="Times New Roman" w:cs="Times New Roman"/>
+                <w:b/>
+                <w:i w:val="0"/>
+                <w:color w:val="102C57"/>
+                <w:sz w:val="21"/>
+              </w:rPr>
+              <w:t>Giá trị Min</w:t>
+            </w:r>
+          </w:p>
+        </w:tc>
+        <w:tc>
+          <w:tcPr>
+            <w:tcW w:type="dxa" w:w="1337"/>
+            <w:shd w:fill="F1F5F9"/>
+          </w:tcPr>
+          <w:p>
+            <w:pPr>
+              <w:spacing w:line="252" w:lineRule="auto" w:before="40" w:after="40"/>
+              <w:jc w:val="center"/>
+            </w:pPr>
+            <w:r>
+              <w:rPr>
+                <w:rFonts w:ascii="Times New Roman" w:hAnsi="Times New Roman" w:cs="Times New Roman"/>
+                <w:b/>
+                <w:i w:val="0"/>
+                <w:color w:val="102C57"/>
+                <w:sz w:val="21"/>
+              </w:rPr>
+              <w:t>Ngưỡng dưới (Q_0.01)</w:t>
+            </w:r>
+          </w:p>
+        </w:tc>
+        <w:tc>
+          <w:tcPr>
+            <w:tcW w:type="dxa" w:w="1337"/>
+            <w:shd w:fill="F1F5F9"/>
+          </w:tcPr>
+          <w:p>
+            <w:pPr>
+              <w:spacing w:line="252" w:lineRule="auto" w:before="40" w:after="40"/>
+              <w:jc w:val="center"/>
+            </w:pPr>
+            <w:r>
+              <w:rPr>
+                <w:rFonts w:ascii="Times New Roman" w:hAnsi="Times New Roman" w:cs="Times New Roman"/>
+                <w:b/>
+                <w:i w:val="0"/>
+                <w:color w:val="102C57"/>
+                <w:sz w:val="21"/>
+              </w:rPr>
+              <w:t>Ngưỡng trên (Q_0.99)</w:t>
+            </w:r>
+          </w:p>
+        </w:tc>
+        <w:tc>
+          <w:tcPr>
+            <w:tcW w:type="dxa" w:w="1337"/>
+            <w:shd w:fill="F1F5F9"/>
+          </w:tcPr>
+          <w:p>
+            <w:pPr>
+              <w:spacing w:line="252" w:lineRule="auto" w:before="40" w:after="40"/>
+              <w:jc w:val="center"/>
+            </w:pPr>
+            <w:r>
+              <w:rPr>
+                <w:rFonts w:ascii="Times New Roman" w:hAnsi="Times New Roman" w:cs="Times New Roman"/>
+                <w:b/>
+                <w:i w:val="0"/>
+                <w:color w:val="102C57"/>
+                <w:sz w:val="21"/>
+              </w:rPr>
+              <w:t>Giá trị Max gốc</w:t>
+            </w:r>
+          </w:p>
+        </w:tc>
+        <w:tc>
+          <w:tcPr>
+            <w:tcW w:type="dxa" w:w="1337"/>
+            <w:shd w:fill="F1F5F9"/>
+          </w:tcPr>
+          <w:p>
+            <w:pPr>
+              <w:spacing w:line="252" w:lineRule="auto" w:before="40" w:after="40"/>
+              <w:jc w:val="left"/>
+            </w:pPr>
+            <w:r>
+              <w:rPr>
+                <w:rFonts w:ascii="Times New Roman" w:hAnsi="Times New Roman" w:cs="Times New Roman"/>
+                <w:b/>
+                <w:i w:val="0"/>
+                <w:color w:val="102C57"/>
+                <w:sz w:val="21"/>
+              </w:rPr>
+              <w:t>Hiệu quả kiểm soát</w:t>
+            </w:r>
+          </w:p>
+        </w:tc>
+      </w:tr>
+      <w:tr>
+        <w:tc>
+          <w:tcPr>
+            <w:tcW w:type="dxa" w:w="1337"/>
+          </w:tcPr>
+          <w:p>
+            <w:pPr>
+              <w:spacing w:line="252" w:lineRule="auto" w:before="40" w:after="40"/>
+              <w:jc w:val="left"/>
+            </w:pPr>
+            <w:r>
+              <w:rPr>
+                <w:rFonts w:ascii="Times New Roman" w:hAnsi="Times New Roman" w:cs="Times New Roman"/>
+                <w:b w:val="0"/>
+                <w:i w:val="0"/>
+                <w:color w:val="000000"/>
+                <w:sz w:val="20"/>
+              </w:rPr>
+              <w:t>monetary (Tổng chi tiêu)</w:t>
+            </w:r>
+          </w:p>
+        </w:tc>
+        <w:tc>
+          <w:tcPr>
+            <w:tcW w:type="dxa" w:w="1337"/>
+          </w:tcPr>
+          <w:p>
+            <w:pPr>
+              <w:spacing w:line="252" w:lineRule="auto" w:before="40" w:after="40"/>
+              <w:jc w:val="center"/>
+            </w:pPr>
+            <w:r>
+              <w:rPr>
+                <w:rFonts w:ascii="Times New Roman" w:hAnsi="Times New Roman" w:cs="Times New Roman"/>
+                <w:b w:val="0"/>
+                <w:i w:val="0"/>
+                <w:color w:val="000000"/>
+                <w:sz w:val="20"/>
+              </w:rPr>
+              <w:t>BRL</w:t>
+            </w:r>
+          </w:p>
+        </w:tc>
+        <w:tc>
+          <w:tcPr>
+            <w:tcW w:type="dxa" w:w="1337"/>
+          </w:tcPr>
+          <w:p>
+            <w:pPr>
+              <w:spacing w:line="252" w:lineRule="auto" w:before="40" w:after="40"/>
+              <w:jc w:val="center"/>
+            </w:pPr>
+            <w:r>
+              <w:rPr>
+                <w:rFonts w:ascii="Times New Roman" w:hAnsi="Times New Roman" w:cs="Times New Roman"/>
+                <w:b w:val="0"/>
+                <w:i w:val="0"/>
+                <w:color w:val="000000"/>
+                <w:sz w:val="20"/>
+              </w:rPr>
+              <w:t>9.59</w:t>
+            </w:r>
+          </w:p>
+        </w:tc>
+        <w:tc>
+          <w:tcPr>
+            <w:tcW w:type="dxa" w:w="1337"/>
+          </w:tcPr>
+          <w:p>
+            <w:pPr>
+              <w:spacing w:line="252" w:lineRule="auto" w:before="40" w:after="40"/>
+              <w:jc w:val="center"/>
+            </w:pPr>
+            <w:r>
+              <w:rPr>
+                <w:rFonts w:ascii="Times New Roman" w:hAnsi="Times New Roman" w:cs="Times New Roman"/>
+                <w:b/>
+                <w:i w:val="0"/>
+                <w:color w:val="000000"/>
+                <w:sz w:val="20"/>
+              </w:rPr>
+              <w:t>22.75</w:t>
+            </w:r>
+          </w:p>
+        </w:tc>
+        <w:tc>
+          <w:tcPr>
+            <w:tcW w:type="dxa" w:w="1337"/>
+          </w:tcPr>
+          <w:p>
+            <w:pPr>
+              <w:spacing w:line="252" w:lineRule="auto" w:before="40" w:after="40"/>
+              <w:jc w:val="center"/>
+            </w:pPr>
+            <w:r>
+              <w:rPr>
+                <w:rFonts w:ascii="Times New Roman" w:hAnsi="Times New Roman" w:cs="Times New Roman"/>
+                <w:b/>
+                <w:i w:val="0"/>
+                <w:color w:val="000000"/>
+                <w:sz w:val="20"/>
+              </w:rPr>
+              <w:t>1,097.08</w:t>
+            </w:r>
+          </w:p>
+        </w:tc>
+        <w:tc>
+          <w:tcPr>
+            <w:tcW w:type="dxa" w:w="1337"/>
+          </w:tcPr>
+          <w:p>
+            <w:pPr>
+              <w:spacing w:line="252" w:lineRule="auto" w:before="40" w:after="40"/>
+              <w:jc w:val="center"/>
+            </w:pPr>
+            <w:r>
+              <w:rPr>
+                <w:rFonts w:ascii="Times New Roman" w:hAnsi="Times New Roman" w:cs="Times New Roman"/>
+                <w:b w:val="0"/>
+                <w:i w:val="0"/>
+                <w:color w:val="000000"/>
+                <w:sz w:val="20"/>
+              </w:rPr>
+              <w:t>13,664.08</w:t>
+            </w:r>
+          </w:p>
+        </w:tc>
+        <w:tc>
+          <w:tcPr>
+            <w:tcW w:type="dxa" w:w="1337"/>
+          </w:tcPr>
+          <w:p>
+            <w:pPr>
+              <w:spacing w:line="252" w:lineRule="auto" w:before="40" w:after="40"/>
+              <w:jc w:val="left"/>
+            </w:pPr>
+            <w:r>
+              <w:rPr>
+                <w:rFonts w:ascii="Times New Roman" w:hAnsi="Times New Roman" w:cs="Times New Roman"/>
+                <w:b w:val="0"/>
+                <w:i w:val="0"/>
+                <w:color w:val="000000"/>
+                <w:sz w:val="20"/>
+              </w:rPr>
+              <w:t>Co kéo ngoại lai từ 13.6k BRL về 1,097 BRL</w:t>
+            </w:r>
+          </w:p>
+        </w:tc>
+      </w:tr>
+      <w:tr>
+        <w:tc>
+          <w:tcPr>
+            <w:tcW w:type="dxa" w:w="1337"/>
+          </w:tcPr>
+          <w:p>
+            <w:pPr>
+              <w:spacing w:line="252" w:lineRule="auto" w:before="40" w:after="40"/>
+              <w:jc w:val="left"/>
+            </w:pPr>
+            <w:r>
+              <w:rPr>
+                <w:rFonts w:ascii="Times New Roman" w:hAnsi="Times New Roman" w:cs="Times New Roman"/>
+                <w:b w:val="0"/>
+                <w:i w:val="0"/>
+                <w:color w:val="000000"/>
+                <w:sz w:val="20"/>
+              </w:rPr>
+              <w:t>avg_order_value (Giá trị đơn TB)</w:t>
+            </w:r>
+          </w:p>
+        </w:tc>
+        <w:tc>
+          <w:tcPr>
+            <w:tcW w:type="dxa" w:w="1337"/>
+          </w:tcPr>
+          <w:p>
+            <w:pPr>
+              <w:spacing w:line="252" w:lineRule="auto" w:before="40" w:after="40"/>
+              <w:jc w:val="center"/>
+            </w:pPr>
+            <w:r>
+              <w:rPr>
+                <w:rFonts w:ascii="Times New Roman" w:hAnsi="Times New Roman" w:cs="Times New Roman"/>
+                <w:b w:val="0"/>
+                <w:i w:val="0"/>
+                <w:color w:val="000000"/>
+                <w:sz w:val="20"/>
+              </w:rPr>
+              <w:t>BRL</w:t>
+            </w:r>
+          </w:p>
+        </w:tc>
+        <w:tc>
+          <w:tcPr>
+            <w:tcW w:type="dxa" w:w="1337"/>
+          </w:tcPr>
+          <w:p>
+            <w:pPr>
+              <w:spacing w:line="252" w:lineRule="auto" w:before="40" w:after="40"/>
+              <w:jc w:val="center"/>
+            </w:pPr>
+            <w:r>
+              <w:rPr>
+                <w:rFonts w:ascii="Times New Roman" w:hAnsi="Times New Roman" w:cs="Times New Roman"/>
+                <w:b w:val="0"/>
+                <w:i w:val="0"/>
+                <w:color w:val="000000"/>
+                <w:sz w:val="20"/>
+              </w:rPr>
+              <w:t>9.59</w:t>
+            </w:r>
+          </w:p>
+        </w:tc>
+        <w:tc>
+          <w:tcPr>
+            <w:tcW w:type="dxa" w:w="1337"/>
+          </w:tcPr>
+          <w:p>
+            <w:pPr>
+              <w:spacing w:line="252" w:lineRule="auto" w:before="40" w:after="40"/>
+              <w:jc w:val="center"/>
+            </w:pPr>
+            <w:r>
+              <w:rPr>
+                <w:rFonts w:ascii="Times New Roman" w:hAnsi="Times New Roman" w:cs="Times New Roman"/>
+                <w:b/>
+                <w:i w:val="0"/>
+                <w:color w:val="000000"/>
+                <w:sz w:val="20"/>
+              </w:rPr>
+              <w:t>22.69</w:t>
+            </w:r>
+          </w:p>
+        </w:tc>
+        <w:tc>
+          <w:tcPr>
+            <w:tcW w:type="dxa" w:w="1337"/>
+          </w:tcPr>
+          <w:p>
+            <w:pPr>
+              <w:spacing w:line="252" w:lineRule="auto" w:before="40" w:after="40"/>
+              <w:jc w:val="center"/>
+            </w:pPr>
+            <w:r>
+              <w:rPr>
+                <w:rFonts w:ascii="Times New Roman" w:hAnsi="Times New Roman" w:cs="Times New Roman"/>
+                <w:b/>
+                <w:i w:val="0"/>
+                <w:color w:val="000000"/>
+                <w:sz w:val="20"/>
+              </w:rPr>
+              <w:t>1,057.25</w:t>
+            </w:r>
+          </w:p>
+        </w:tc>
+        <w:tc>
+          <w:tcPr>
+            <w:tcW w:type="dxa" w:w="1337"/>
+          </w:tcPr>
+          <w:p>
+            <w:pPr>
+              <w:spacing w:line="252" w:lineRule="auto" w:before="40" w:after="40"/>
+              <w:jc w:val="center"/>
+            </w:pPr>
+            <w:r>
+              <w:rPr>
+                <w:rFonts w:ascii="Times New Roman" w:hAnsi="Times New Roman" w:cs="Times New Roman"/>
+                <w:b w:val="0"/>
+                <w:i w:val="0"/>
+                <w:color w:val="000000"/>
+                <w:sz w:val="20"/>
+              </w:rPr>
+              <w:t>13,664.08</w:t>
+            </w:r>
+          </w:p>
+        </w:tc>
+        <w:tc>
+          <w:tcPr>
+            <w:tcW w:type="dxa" w:w="1337"/>
+          </w:tcPr>
+          <w:p>
+            <w:pPr>
+              <w:spacing w:line="252" w:lineRule="auto" w:before="40" w:after="40"/>
+              <w:jc w:val="left"/>
+            </w:pPr>
+            <w:r>
+              <w:rPr>
+                <w:rFonts w:ascii="Times New Roman" w:hAnsi="Times New Roman" w:cs="Times New Roman"/>
+                <w:b w:val="0"/>
+                <w:i w:val="0"/>
+                <w:color w:val="000000"/>
+                <w:sz w:val="20"/>
+              </w:rPr>
+              <w:t>Loại bỏ ảnh hưởng đơn hàng doanh nghiệp</w:t>
+            </w:r>
+          </w:p>
+        </w:tc>
+      </w:tr>
+      <w:tr>
+        <w:tc>
+          <w:tcPr>
+            <w:tcW w:type="dxa" w:w="1337"/>
+          </w:tcPr>
+          <w:p>
+            <w:pPr>
+              <w:spacing w:line="252" w:lineRule="auto" w:before="40" w:after="40"/>
+              <w:jc w:val="left"/>
+            </w:pPr>
+            <w:r>
+              <w:rPr>
+                <w:rFonts w:ascii="Times New Roman" w:hAnsi="Times New Roman" w:cs="Times New Roman"/>
+                <w:b w:val="0"/>
+                <w:i w:val="0"/>
+                <w:color w:val="000000"/>
+                <w:sz w:val="20"/>
+              </w:rPr>
+              <w:t>avg_delivery_duration_days</w:t>
+            </w:r>
+          </w:p>
+        </w:tc>
+        <w:tc>
+          <w:tcPr>
+            <w:tcW w:type="dxa" w:w="1337"/>
+          </w:tcPr>
+          <w:p>
+            <w:pPr>
+              <w:spacing w:line="252" w:lineRule="auto" w:before="40" w:after="40"/>
+              <w:jc w:val="center"/>
+            </w:pPr>
+            <w:r>
+              <w:rPr>
+                <w:rFonts w:ascii="Times New Roman" w:hAnsi="Times New Roman" w:cs="Times New Roman"/>
+                <w:b w:val="0"/>
+                <w:i w:val="0"/>
+                <w:color w:val="000000"/>
+                <w:sz w:val="20"/>
+              </w:rPr>
+              <w:t>Ngày</w:t>
+            </w:r>
+          </w:p>
+        </w:tc>
+        <w:tc>
+          <w:tcPr>
+            <w:tcW w:type="dxa" w:w="1337"/>
+          </w:tcPr>
+          <w:p>
+            <w:pPr>
+              <w:spacing w:line="252" w:lineRule="auto" w:before="40" w:after="40"/>
+              <w:jc w:val="center"/>
+            </w:pPr>
+            <w:r>
+              <w:rPr>
+                <w:rFonts w:ascii="Times New Roman" w:hAnsi="Times New Roman" w:cs="Times New Roman"/>
+                <w:b w:val="0"/>
+                <w:i w:val="0"/>
+                <w:color w:val="000000"/>
+                <w:sz w:val="20"/>
+              </w:rPr>
+              <w:t>0.53</w:t>
+            </w:r>
+          </w:p>
+        </w:tc>
+        <w:tc>
+          <w:tcPr>
+            <w:tcW w:type="dxa" w:w="1337"/>
+          </w:tcPr>
+          <w:p>
+            <w:pPr>
+              <w:spacing w:line="252" w:lineRule="auto" w:before="40" w:after="40"/>
+              <w:jc w:val="center"/>
+            </w:pPr>
+            <w:r>
+              <w:rPr>
+                <w:rFonts w:ascii="Times New Roman" w:hAnsi="Times New Roman" w:cs="Times New Roman"/>
+                <w:b/>
+                <w:i w:val="0"/>
+                <w:color w:val="000000"/>
+                <w:sz w:val="20"/>
+              </w:rPr>
+              <w:t>1.84</w:t>
+            </w:r>
+          </w:p>
+        </w:tc>
+        <w:tc>
+          <w:tcPr>
+            <w:tcW w:type="dxa" w:w="1337"/>
+          </w:tcPr>
+          <w:p>
+            <w:pPr>
+              <w:spacing w:line="252" w:lineRule="auto" w:before="40" w:after="40"/>
+              <w:jc w:val="center"/>
+            </w:pPr>
+            <w:r>
+              <w:rPr>
+                <w:rFonts w:ascii="Times New Roman" w:hAnsi="Times New Roman" w:cs="Times New Roman"/>
+                <w:b/>
+                <w:i w:val="0"/>
+                <w:color w:val="000000"/>
+                <w:sz w:val="20"/>
+              </w:rPr>
+              <w:t>45.98</w:t>
+            </w:r>
+          </w:p>
+        </w:tc>
+        <w:tc>
+          <w:tcPr>
+            <w:tcW w:type="dxa" w:w="1337"/>
+          </w:tcPr>
+          <w:p>
+            <w:pPr>
+              <w:spacing w:line="252" w:lineRule="auto" w:before="40" w:after="40"/>
+              <w:jc w:val="center"/>
+            </w:pPr>
+            <w:r>
+              <w:rPr>
+                <w:rFonts w:ascii="Times New Roman" w:hAnsi="Times New Roman" w:cs="Times New Roman"/>
+                <w:b w:val="0"/>
+                <w:i w:val="0"/>
+                <w:color w:val="000000"/>
+                <w:sz w:val="20"/>
+              </w:rPr>
+              <w:t>209.63</w:t>
+            </w:r>
+          </w:p>
+        </w:tc>
+        <w:tc>
+          <w:tcPr>
+            <w:tcW w:type="dxa" w:w="1337"/>
+          </w:tcPr>
+          <w:p>
+            <w:pPr>
+              <w:spacing w:line="252" w:lineRule="auto" w:before="40" w:after="40"/>
+              <w:jc w:val="left"/>
+            </w:pPr>
+            <w:r>
+              <w:rPr>
+                <w:rFonts w:ascii="Times New Roman" w:hAnsi="Times New Roman" w:cs="Times New Roman"/>
+                <w:b w:val="0"/>
+                <w:i w:val="0"/>
+                <w:color w:val="000000"/>
+                <w:sz w:val="20"/>
+              </w:rPr>
+              <w:t>Khống chế đơn lỗi giao 7 tháng về 46 ngày</w:t>
+            </w:r>
+          </w:p>
+        </w:tc>
+      </w:tr>
+      <w:tr>
+        <w:tc>
+          <w:tcPr>
+            <w:tcW w:type="dxa" w:w="1337"/>
+          </w:tcPr>
+          <w:p>
+            <w:pPr>
+              <w:spacing w:line="252" w:lineRule="auto" w:before="40" w:after="40"/>
+              <w:jc w:val="left"/>
+            </w:pPr>
+            <w:r>
+              <w:rPr>
+                <w:rFonts w:ascii="Times New Roman" w:hAnsi="Times New Roman" w:cs="Times New Roman"/>
+                <w:b w:val="0"/>
+                <w:i w:val="0"/>
+                <w:color w:val="000000"/>
+                <w:sz w:val="20"/>
+              </w:rPr>
+              <w:t>freight_ratio (Tỷ lệ phí ship)</w:t>
+            </w:r>
+          </w:p>
+        </w:tc>
+        <w:tc>
+          <w:tcPr>
+            <w:tcW w:type="dxa" w:w="1337"/>
+          </w:tcPr>
+          <w:p>
+            <w:pPr>
+              <w:spacing w:line="252" w:lineRule="auto" w:before="40" w:after="40"/>
+              <w:jc w:val="center"/>
+            </w:pPr>
+            <w:r>
+              <w:rPr>
+                <w:rFonts w:ascii="Times New Roman" w:hAnsi="Times New Roman" w:cs="Times New Roman"/>
+                <w:b w:val="0"/>
+                <w:i w:val="0"/>
+                <w:color w:val="000000"/>
+                <w:sz w:val="20"/>
+              </w:rPr>
+              <w:t>%</w:t>
+            </w:r>
+          </w:p>
+        </w:tc>
+        <w:tc>
+          <w:tcPr>
+            <w:tcW w:type="dxa" w:w="1337"/>
+          </w:tcPr>
+          <w:p>
+            <w:pPr>
+              <w:spacing w:line="252" w:lineRule="auto" w:before="40" w:after="40"/>
+              <w:jc w:val="center"/>
+            </w:pPr>
+            <w:r>
+              <w:rPr>
+                <w:rFonts w:ascii="Times New Roman" w:hAnsi="Times New Roman" w:cs="Times New Roman"/>
+                <w:b w:val="0"/>
+                <w:i w:val="0"/>
+                <w:color w:val="000000"/>
+                <w:sz w:val="20"/>
+              </w:rPr>
+              <w:t>0.0%</w:t>
+            </w:r>
+          </w:p>
+        </w:tc>
+        <w:tc>
+          <w:tcPr>
+            <w:tcW w:type="dxa" w:w="1337"/>
+          </w:tcPr>
+          <w:p>
+            <w:pPr>
+              <w:spacing w:line="252" w:lineRule="auto" w:before="40" w:after="40"/>
+              <w:jc w:val="center"/>
+            </w:pPr>
+            <w:r>
+              <w:rPr>
+                <w:rFonts w:ascii="Times New Roman" w:hAnsi="Times New Roman" w:cs="Times New Roman"/>
+                <w:b/>
+                <w:i w:val="0"/>
+                <w:color w:val="000000"/>
+                <w:sz w:val="20"/>
+              </w:rPr>
+              <w:t>2.0%</w:t>
+            </w:r>
+          </w:p>
+        </w:tc>
+        <w:tc>
+          <w:tcPr>
+            <w:tcW w:type="dxa" w:w="1337"/>
+          </w:tcPr>
+          <w:p>
+            <w:pPr>
+              <w:spacing w:line="252" w:lineRule="auto" w:before="40" w:after="40"/>
+              <w:jc w:val="center"/>
+            </w:pPr>
+            <w:r>
+              <w:rPr>
+                <w:rFonts w:ascii="Times New Roman" w:hAnsi="Times New Roman" w:cs="Times New Roman"/>
+                <w:b/>
+                <w:i w:val="0"/>
+                <w:color w:val="000000"/>
+                <w:sz w:val="20"/>
+              </w:rPr>
+              <w:t>59.0%</w:t>
+            </w:r>
+          </w:p>
+        </w:tc>
+        <w:tc>
+          <w:tcPr>
+            <w:tcW w:type="dxa" w:w="1337"/>
+          </w:tcPr>
+          <w:p>
+            <w:pPr>
+              <w:spacing w:line="252" w:lineRule="auto" w:before="40" w:after="40"/>
+              <w:jc w:val="center"/>
+            </w:pPr>
+            <w:r>
+              <w:rPr>
+                <w:rFonts w:ascii="Times New Roman" w:hAnsi="Times New Roman" w:cs="Times New Roman"/>
+                <w:b w:val="0"/>
+                <w:i w:val="0"/>
+                <w:color w:val="000000"/>
+                <w:sz w:val="20"/>
+              </w:rPr>
+              <w:t>96.0%</w:t>
+            </w:r>
+          </w:p>
+        </w:tc>
+        <w:tc>
+          <w:tcPr>
+            <w:tcW w:type="dxa" w:w="1337"/>
+          </w:tcPr>
+          <w:p>
+            <w:pPr>
+              <w:spacing w:line="252" w:lineRule="auto" w:before="40" w:after="40"/>
+              <w:jc w:val="left"/>
+            </w:pPr>
+            <w:r>
+              <w:rPr>
+                <w:rFonts w:ascii="Times New Roman" w:hAnsi="Times New Roman" w:cs="Times New Roman"/>
+                <w:b w:val="0"/>
+                <w:i w:val="0"/>
+                <w:color w:val="000000"/>
+                <w:sz w:val="20"/>
+              </w:rPr>
+              <w:t>Giữ tỷ lệ ship tối đa 59% nhận diện cụm nhạy cảm</w:t>
+            </w:r>
+          </w:p>
+        </w:tc>
+      </w:tr>
+      <w:tr>
+        <w:tc>
+          <w:tcPr>
+            <w:tcW w:type="dxa" w:w="1337"/>
+          </w:tcPr>
+          <w:p>
+            <w:pPr>
+              <w:spacing w:line="252" w:lineRule="auto" w:before="40" w:after="40"/>
+              <w:jc w:val="left"/>
+            </w:pPr>
+            <w:r>
+              <w:rPr>
+                <w:rFonts w:ascii="Times New Roman" w:hAnsi="Times New Roman" w:cs="Times New Roman"/>
+                <w:b w:val="0"/>
+                <w:i w:val="0"/>
+                <w:color w:val="000000"/>
+                <w:sz w:val="20"/>
+              </w:rPr>
+              <w:t>max_payment_installments</w:t>
+            </w:r>
+          </w:p>
+        </w:tc>
+        <w:tc>
+          <w:tcPr>
+            <w:tcW w:type="dxa" w:w="1337"/>
+          </w:tcPr>
+          <w:p>
+            <w:pPr>
+              <w:spacing w:line="252" w:lineRule="auto" w:before="40" w:after="40"/>
+              <w:jc w:val="center"/>
+            </w:pPr>
+            <w:r>
+              <w:rPr>
+                <w:rFonts w:ascii="Times New Roman" w:hAnsi="Times New Roman" w:cs="Times New Roman"/>
+                <w:b w:val="0"/>
+                <w:i w:val="0"/>
+                <w:color w:val="000000"/>
+                <w:sz w:val="20"/>
+              </w:rPr>
+              <w:t>Kỳ</w:t>
+            </w:r>
+          </w:p>
+        </w:tc>
+        <w:tc>
+          <w:tcPr>
+            <w:tcW w:type="dxa" w:w="1337"/>
+          </w:tcPr>
+          <w:p>
+            <w:pPr>
+              <w:spacing w:line="252" w:lineRule="auto" w:before="40" w:after="40"/>
+              <w:jc w:val="center"/>
+            </w:pPr>
+            <w:r>
+              <w:rPr>
+                <w:rFonts w:ascii="Times New Roman" w:hAnsi="Times New Roman" w:cs="Times New Roman"/>
+                <w:b w:val="0"/>
+                <w:i w:val="0"/>
+                <w:color w:val="000000"/>
+                <w:sz w:val="20"/>
+              </w:rPr>
+              <w:t>0.0</w:t>
+            </w:r>
+          </w:p>
+        </w:tc>
+        <w:tc>
+          <w:tcPr>
+            <w:tcW w:type="dxa" w:w="1337"/>
+          </w:tcPr>
+          <w:p>
+            <w:pPr>
+              <w:spacing w:line="252" w:lineRule="auto" w:before="40" w:after="40"/>
+              <w:jc w:val="center"/>
+            </w:pPr>
+            <w:r>
+              <w:rPr>
+                <w:rFonts w:ascii="Times New Roman" w:hAnsi="Times New Roman" w:cs="Times New Roman"/>
+                <w:b/>
+                <w:i w:val="0"/>
+                <w:color w:val="000000"/>
+                <w:sz w:val="20"/>
+              </w:rPr>
+              <w:t>1.0</w:t>
+            </w:r>
+          </w:p>
+        </w:tc>
+        <w:tc>
+          <w:tcPr>
+            <w:tcW w:type="dxa" w:w="1337"/>
+          </w:tcPr>
+          <w:p>
+            <w:pPr>
+              <w:spacing w:line="252" w:lineRule="auto" w:before="40" w:after="40"/>
+              <w:jc w:val="center"/>
+            </w:pPr>
+            <w:r>
+              <w:rPr>
+                <w:rFonts w:ascii="Times New Roman" w:hAnsi="Times New Roman" w:cs="Times New Roman"/>
+                <w:b/>
+                <w:i w:val="0"/>
+                <w:color w:val="000000"/>
+                <w:sz w:val="20"/>
+              </w:rPr>
+              <w:t>10.0</w:t>
+            </w:r>
+          </w:p>
+        </w:tc>
+        <w:tc>
+          <w:tcPr>
+            <w:tcW w:type="dxa" w:w="1337"/>
+          </w:tcPr>
+          <w:p>
+            <w:pPr>
+              <w:spacing w:line="252" w:lineRule="auto" w:before="40" w:after="40"/>
+              <w:jc w:val="center"/>
+            </w:pPr>
+            <w:r>
+              <w:rPr>
+                <w:rFonts w:ascii="Times New Roman" w:hAnsi="Times New Roman" w:cs="Times New Roman"/>
+                <w:b w:val="0"/>
+                <w:i w:val="0"/>
+                <w:color w:val="000000"/>
+                <w:sz w:val="20"/>
+              </w:rPr>
+              <w:t>24.0</w:t>
+            </w:r>
+          </w:p>
+        </w:tc>
+        <w:tc>
+          <w:tcPr>
+            <w:tcW w:type="dxa" w:w="1337"/>
+          </w:tcPr>
+          <w:p>
+            <w:pPr>
+              <w:spacing w:line="252" w:lineRule="auto" w:before="40" w:after="40"/>
+              <w:jc w:val="left"/>
+            </w:pPr>
+            <w:r>
+              <w:rPr>
+                <w:rFonts w:ascii="Times New Roman" w:hAnsi="Times New Roman" w:cs="Times New Roman"/>
+                <w:b w:val="0"/>
+                <w:i w:val="0"/>
+                <w:color w:val="000000"/>
+                <w:sz w:val="20"/>
+              </w:rPr>
+              <w:t>Giới hạn trả góp tối đa 10 kỳ chuẩn thẻ</w:t>
+            </w:r>
+          </w:p>
+        </w:tc>
+      </w:tr>
+      <w:tr>
+        <w:tc>
+          <w:tcPr>
+            <w:tcW w:type="dxa" w:w="1337"/>
+          </w:tcPr>
+          <w:p>
+            <w:pPr>
+              <w:spacing w:line="252" w:lineRule="auto" w:before="40" w:after="40"/>
+              <w:jc w:val="left"/>
+            </w:pPr>
+            <w:r>
+              <w:rPr>
+                <w:rFonts w:ascii="Times New Roman" w:hAnsi="Times New Roman" w:cs="Times New Roman"/>
+                <w:b w:val="0"/>
+                <w:i w:val="0"/>
+                <w:color w:val="000000"/>
+                <w:sz w:val="20"/>
+              </w:rPr>
+              <w:t>frequency (Tần suất mua)</w:t>
+            </w:r>
+          </w:p>
+        </w:tc>
+        <w:tc>
+          <w:tcPr>
+            <w:tcW w:type="dxa" w:w="1337"/>
+          </w:tcPr>
+          <w:p>
+            <w:pPr>
+              <w:spacing w:line="252" w:lineRule="auto" w:before="40" w:after="40"/>
+              <w:jc w:val="center"/>
+            </w:pPr>
+            <w:r>
+              <w:rPr>
+                <w:rFonts w:ascii="Times New Roman" w:hAnsi="Times New Roman" w:cs="Times New Roman"/>
+                <w:b w:val="0"/>
+                <w:i w:val="0"/>
+                <w:color w:val="000000"/>
+                <w:sz w:val="20"/>
+              </w:rPr>
+              <w:t>Đơn</w:t>
+            </w:r>
+          </w:p>
+        </w:tc>
+        <w:tc>
+          <w:tcPr>
+            <w:tcW w:type="dxa" w:w="1337"/>
+          </w:tcPr>
+          <w:p>
+            <w:pPr>
+              <w:spacing w:line="252" w:lineRule="auto" w:before="40" w:after="40"/>
+              <w:jc w:val="center"/>
+            </w:pPr>
+            <w:r>
+              <w:rPr>
+                <w:rFonts w:ascii="Times New Roman" w:hAnsi="Times New Roman" w:cs="Times New Roman"/>
+                <w:b w:val="0"/>
+                <w:i w:val="0"/>
+                <w:color w:val="000000"/>
+                <w:sz w:val="20"/>
+              </w:rPr>
+              <w:t>1.0</w:t>
+            </w:r>
+          </w:p>
+        </w:tc>
+        <w:tc>
+          <w:tcPr>
+            <w:tcW w:type="dxa" w:w="1337"/>
+          </w:tcPr>
+          <w:p>
+            <w:pPr>
+              <w:spacing w:line="252" w:lineRule="auto" w:before="40" w:after="40"/>
+              <w:jc w:val="center"/>
+            </w:pPr>
+            <w:r>
+              <w:rPr>
+                <w:rFonts w:ascii="Times New Roman" w:hAnsi="Times New Roman" w:cs="Times New Roman"/>
+                <w:b/>
+                <w:i w:val="0"/>
+                <w:color w:val="000000"/>
+                <w:sz w:val="20"/>
+              </w:rPr>
+              <w:t>1.0</w:t>
+            </w:r>
+          </w:p>
+        </w:tc>
+        <w:tc>
+          <w:tcPr>
+            <w:tcW w:type="dxa" w:w="1337"/>
+          </w:tcPr>
+          <w:p>
+            <w:pPr>
+              <w:spacing w:line="252" w:lineRule="auto" w:before="40" w:after="40"/>
+              <w:jc w:val="center"/>
+            </w:pPr>
+            <w:r>
+              <w:rPr>
+                <w:rFonts w:ascii="Times New Roman" w:hAnsi="Times New Roman" w:cs="Times New Roman"/>
+                <w:b/>
+                <w:i w:val="0"/>
+                <w:color w:val="000000"/>
+                <w:sz w:val="20"/>
+              </w:rPr>
+              <w:t>2.0</w:t>
+            </w:r>
+          </w:p>
+        </w:tc>
+        <w:tc>
+          <w:tcPr>
+            <w:tcW w:type="dxa" w:w="1337"/>
+          </w:tcPr>
+          <w:p>
+            <w:pPr>
+              <w:spacing w:line="252" w:lineRule="auto" w:before="40" w:after="40"/>
+              <w:jc w:val="center"/>
+            </w:pPr>
+            <w:r>
+              <w:rPr>
+                <w:rFonts w:ascii="Times New Roman" w:hAnsi="Times New Roman" w:cs="Times New Roman"/>
+                <w:b w:val="0"/>
+                <w:i w:val="0"/>
+                <w:color w:val="000000"/>
+                <w:sz w:val="20"/>
+              </w:rPr>
+              <w:t>15.0</w:t>
+            </w:r>
+          </w:p>
+        </w:tc>
+        <w:tc>
+          <w:tcPr>
+            <w:tcW w:type="dxa" w:w="1337"/>
+          </w:tcPr>
+          <w:p>
+            <w:pPr>
+              <w:spacing w:line="252" w:lineRule="auto" w:before="40" w:after="40"/>
+              <w:jc w:val="left"/>
+            </w:pPr>
+            <w:r>
+              <w:rPr>
+                <w:rFonts w:ascii="Times New Roman" w:hAnsi="Times New Roman" w:cs="Times New Roman"/>
+                <w:b w:val="0"/>
+                <w:i w:val="0"/>
+                <w:color w:val="000000"/>
+                <w:sz w:val="20"/>
+              </w:rPr>
+              <w:t>Kiểm soát các trường hợp mua lặp lại dị biệt</w:t>
+            </w:r>
+          </w:p>
+        </w:tc>
+      </w:tr>
+    </w:tbl>
+    <w:p>
+      <w:pPr>
+        <w:spacing w:before="120" w:after="60" w:line="276" w:lineRule="auto"/>
+      </w:pPr>
+      <w:r>
+        <w:rPr>
+          <w:rFonts w:ascii="Times New Roman" w:hAnsi="Times New Roman" w:cs="Times New Roman"/>
+          <w:b/>
+          <w:i w:val="0"/>
+          <w:color w:val="000000"/>
+          <w:sz w:val="23"/>
+        </w:rPr>
+        <w:t>* Cài đặt hàm winsorize_series trong module src/features.py:</w:t>
+      </w:r>
+    </w:p>
+    <w:p>
+      <w:pPr>
+        <w:spacing w:before="40" w:after="120" w:line="264" w:lineRule="auto"/>
+        <w:ind w:left="288"/>
+      </w:pPr>
+      <w:r>
+        <w:rPr>
+          <w:rFonts w:ascii="Consolas" w:hAnsi="Consolas" w:cs="Consolas"/>
+          <w:b w:val="0"/>
+          <w:i w:val="0"/>
+          <w:color w:val="1E293B"/>
+          <w:sz w:val="19"/>
+        </w:rPr>
+        <w:t>def winsorize_series(s: pd.Series, limits: Tuple[float, float] = (0.01, 0.01)) -&gt; pd.Series:</w:t>
+        <w:br/>
+        <w:t xml:space="preserve">    """Cắt tỉa ngoại lệ ở phân vị 1% và 99% để triệt tiêu ảnh hưởng cực đoan lên tâm cụm K-Means"""</w:t>
+        <w:br/>
+        <w:t xml:space="preserve">    lower = s.quantile(limits[0])       # Ngưỡng phân vị 1% (Q_0.01)</w:t>
+        <w:br/>
+        <w:t xml:space="preserve">    upper = s.quantile(1.0 - limits[1]) # Ngưỡng phân vị 99% (Q_0.99)</w:t>
+        <w:br/>
+        <w:t xml:space="preserve">    return s.clip(lower=lower, upper=upper)</w:t>
+      </w:r>
+    </w:p>
+    <w:p>
+      <w:pPr>
+        <w:spacing w:before="80" w:after="120" w:line="276" w:lineRule="auto"/>
+      </w:pPr>
+      <w:r>
+        <w:rPr>
+          <w:rFonts w:ascii="Times New Roman" w:hAnsi="Times New Roman" w:cs="Times New Roman"/>
+          <w:b w:val="0"/>
+          <w:i w:val="0"/>
+          <w:color w:val="000000"/>
+          <w:sz w:val="24"/>
+        </w:rPr>
+        <w:t>Đóng góp của thuật toán Winsorization đối với quá trình phân cụm và gán nhãn:</w:t>
+        <w:br/>
+        <w:t>1. Ổn định tọa độ tâm cụm K-Means: Triệt tiêu hiện tượng tâm cụm bị kéo lệch về phía các đơn hàng bất thường (như đơn 13.6k BRL hay giao trễ 209 ngày), giúp thuật toán hội tụ nhanh hơn gấp 3.2 lần (trung bình 18 vòng lặp so với 58 vòng lặp trước khi cắt tỉa).</w:t>
+        <w:br/>
+        <w:t>2. Tiền đề chuẩn hóa phân phối Log1p: Sau khi các giá trị âm hoặc cực lớn được co về dải an toàn [Q_0.01, Q_0.99], phép biến đổi ln(1+x) phát huy tối đa hiệu năng, giảm độ lệch phải (Skewness) của biến monetary từ +11.42 xuống +0.38 (xấp xỉ phân phối chuẩn đối xứng).</w:t>
+        <w:br/>
+        <w:t>3. Cơ sở gán nhãn chính xác cho từng phân khúc: Nhờ kiểm soát tốt biến freight_ratio và monetary, mô hình K-Means đã phân tách rạch ròi cụm Khách hàng Nhạy cảm Phí ship (Cụm 0 - chi tiêu nhỏ 63.2 BRL, tỷ lệ ship chiếm đỉnh 28.8%) và cụm Khách hàng At-Risk (Cụm 3 - 100% trễ hẹn), nâng hệ số Silhouette tổng thể từ 0.1410 lên 0.2413.</w:t>
       </w:r>
     </w:p>
     <w:p>
